--- a/assignments/assignment-02-relational-algebra-practice.docx
+++ b/assignments/assignment-02-relational-algebra-practice.docx
@@ -145,254 +145,6 @@
           <w:sz w:val="22"/>
         </w:rPr>
         <w:t>Submit your own completed worksheet. You may work with classmates, but list everyone you worked with above. Show all tuples requested. This assignment is worth 20 points.</w:t>
-      </w:r>
-    </w:p>
-    <w:p>
-      <w:pPr>
-        <w:spacing w:after="40"/>
-      </w:pPr>
-      <w:r>
-        <w:rPr>
-          <w:rFonts w:ascii="Aptos" w:hAnsi="Aptos" w:eastAsia="Aptos"/>
-          <w:b/>
-          <w:i w:val="0"/>
-          <w:color w:val="1F466E"/>
-          <w:sz w:val="18"/>
-        </w:rPr>
-        <w:t xml:space="preserve">Symbolic notation: </w:t>
-      </w:r>
-      <w:r>
-        <w:rPr>
-          <w:rFonts w:ascii="Cambria Math" w:hAnsi="Cambria Math" w:eastAsia="Cambria Math"/>
-          <w:b w:val="0"/>
-          <w:color w:val="1F466E"/>
-          <w:sz w:val="18"/>
-        </w:rPr>
-        <w:t>π</w:t>
-      </w:r>
-      <w:r>
-        <w:rPr>
-          <w:rFonts w:ascii="Cambria Math" w:hAnsi="Cambria Math" w:eastAsia="Cambria Math"/>
-          <w:b w:val="0"/>
-          <w:color w:val="1F466E"/>
-          <w:sz w:val="16"/>
-          <w:vertAlign w:val="subscript"/>
-        </w:rPr>
-        <w:t>A</w:t>
-      </w:r>
-      <w:r>
-        <w:rPr>
-          <w:rFonts w:ascii="Cambria Math" w:hAnsi="Cambria Math" w:eastAsia="Cambria Math"/>
-          <w:b w:val="0"/>
-          <w:color w:val="1F466E"/>
-          <w:sz w:val="18"/>
-        </w:rPr>
-        <w:t>(r)</w:t>
-      </w:r>
-      <w:r>
-        <w:rPr>
-          <w:rFonts w:ascii="Aptos" w:hAnsi="Aptos" w:eastAsia="Aptos"/>
-          <w:b w:val="0"/>
-          <w:i w:val="0"/>
-          <w:color w:val="1F466E"/>
-          <w:sz w:val="18"/>
-        </w:rPr>
-        <w:t xml:space="preserve"> project; </w:t>
-      </w:r>
-      <w:r>
-        <w:rPr>
-          <w:rFonts w:ascii="Cambria Math" w:hAnsi="Cambria Math" w:eastAsia="Cambria Math"/>
-          <w:b w:val="0"/>
-          <w:color w:val="1F466E"/>
-          <w:sz w:val="18"/>
-        </w:rPr>
-        <w:t>σ</w:t>
-      </w:r>
-      <w:r>
-        <w:rPr>
-          <w:rFonts w:ascii="Cambria Math" w:hAnsi="Cambria Math" w:eastAsia="Cambria Math"/>
-          <w:b w:val="0"/>
-          <w:color w:val="1F466E"/>
-          <w:sz w:val="16"/>
-          <w:vertAlign w:val="subscript"/>
-        </w:rPr>
-        <w:t>condition</w:t>
-      </w:r>
-      <w:r>
-        <w:rPr>
-          <w:rFonts w:ascii="Cambria Math" w:hAnsi="Cambria Math" w:eastAsia="Cambria Math"/>
-          <w:b w:val="0"/>
-          <w:color w:val="1F466E"/>
-          <w:sz w:val="18"/>
-        </w:rPr>
-        <w:t>(r)</w:t>
-      </w:r>
-      <w:r>
-        <w:rPr>
-          <w:rFonts w:ascii="Aptos" w:hAnsi="Aptos" w:eastAsia="Aptos"/>
-          <w:b w:val="0"/>
-          <w:i w:val="0"/>
-          <w:color w:val="1F466E"/>
-          <w:sz w:val="18"/>
-        </w:rPr>
-        <w:t xml:space="preserve"> select; </w:t>
-      </w:r>
-      <w:r>
-        <w:rPr>
-          <w:rFonts w:ascii="Cambria Math" w:hAnsi="Cambria Math" w:eastAsia="Cambria Math"/>
-          <w:b w:val="0"/>
-          <w:color w:val="1F466E"/>
-          <w:sz w:val="18"/>
-        </w:rPr>
-        <w:t>r ⋈ s</w:t>
-      </w:r>
-      <w:r>
-        <w:rPr>
-          <w:rFonts w:ascii="Aptos" w:hAnsi="Aptos" w:eastAsia="Aptos"/>
-          <w:b w:val="0"/>
-          <w:i w:val="0"/>
-          <w:color w:val="1F466E"/>
-          <w:sz w:val="18"/>
-        </w:rPr>
-        <w:t xml:space="preserve"> natural join; </w:t>
-      </w:r>
-      <w:r>
-        <w:rPr>
-          <w:rFonts w:ascii="Cambria Math" w:hAnsi="Cambria Math" w:eastAsia="Cambria Math"/>
-          <w:b w:val="0"/>
-          <w:color w:val="1F466E"/>
-          <w:sz w:val="18"/>
-        </w:rPr>
-        <w:t>r ⋈</w:t>
-      </w:r>
-      <w:r>
-        <w:rPr>
-          <w:rFonts w:ascii="Cambria Math" w:hAnsi="Cambria Math" w:eastAsia="Cambria Math"/>
-          <w:b w:val="0"/>
-          <w:color w:val="1F466E"/>
-          <w:sz w:val="16"/>
-          <w:vertAlign w:val="subscript"/>
-        </w:rPr>
-        <w:t>r.a = s.b</w:t>
-      </w:r>
-      <w:r>
-        <w:rPr>
-          <w:rFonts w:ascii="Cambria Math" w:hAnsi="Cambria Math" w:eastAsia="Cambria Math"/>
-          <w:b w:val="0"/>
-          <w:color w:val="1F466E"/>
-          <w:sz w:val="18"/>
-        </w:rPr>
-        <w:t xml:space="preserve"> s</w:t>
-      </w:r>
-      <w:r>
-        <w:rPr>
-          <w:rFonts w:ascii="Aptos" w:hAnsi="Aptos" w:eastAsia="Aptos"/>
-          <w:b w:val="0"/>
-          <w:i w:val="0"/>
-          <w:color w:val="1F466E"/>
-          <w:sz w:val="18"/>
-        </w:rPr>
-        <w:t xml:space="preserve"> theta join; </w:t>
-      </w:r>
-      <w:r>
-        <w:rPr>
-          <w:rFonts w:ascii="Cambria Math" w:hAnsi="Cambria Math" w:eastAsia="Cambria Math"/>
-          <w:b w:val="0"/>
-          <w:color w:val="1F466E"/>
-          <w:sz w:val="18"/>
-        </w:rPr>
-        <w:t>r ∪ s</w:t>
-      </w:r>
-      <w:r>
-        <w:rPr>
-          <w:rFonts w:ascii="Aptos" w:hAnsi="Aptos" w:eastAsia="Aptos"/>
-          <w:b w:val="0"/>
-          <w:i w:val="0"/>
-          <w:color w:val="1F466E"/>
-          <w:sz w:val="18"/>
-        </w:rPr>
-        <w:t xml:space="preserve"> union; </w:t>
-      </w:r>
-      <w:r>
-        <w:rPr>
-          <w:rFonts w:ascii="Cambria Math" w:hAnsi="Cambria Math" w:eastAsia="Cambria Math"/>
-          <w:b w:val="0"/>
-          <w:color w:val="1F466E"/>
-          <w:sz w:val="18"/>
-        </w:rPr>
-        <w:t>r − s</w:t>
-      </w:r>
-      <w:r>
-        <w:rPr>
-          <w:rFonts w:ascii="Aptos" w:hAnsi="Aptos" w:eastAsia="Aptos"/>
-          <w:b w:val="0"/>
-          <w:i w:val="0"/>
-          <w:color w:val="1F466E"/>
-          <w:sz w:val="18"/>
-        </w:rPr>
-        <w:t xml:space="preserve"> difference.</w:t>
-      </w:r>
-    </w:p>
-    <w:p>
-      <w:pPr>
-        <w:spacing w:after="120"/>
-      </w:pPr>
-      <w:r>
-        <w:rPr>
-          <w:rFonts w:ascii="Aptos" w:hAnsi="Aptos" w:eastAsia="Aptos"/>
-          <w:b w:val="0"/>
-          <w:i/>
-          <w:color w:val="6F7883"/>
-          <w:sz w:val="18"/>
-        </w:rPr>
-        <w:t xml:space="preserve">Write nested expressions from the inside out. Example: </w:t>
-      </w:r>
-      <w:r>
-        <w:rPr>
-          <w:rFonts w:ascii="Cambria Math" w:hAnsi="Cambria Math" w:eastAsia="Cambria Math"/>
-          <w:b w:val="0"/>
-          <w:color w:val="6F7883"/>
-          <w:sz w:val="18"/>
-        </w:rPr>
-        <w:t>π</w:t>
-      </w:r>
-      <w:r>
-        <w:rPr>
-          <w:rFonts w:ascii="Cambria Math" w:hAnsi="Cambria Math" w:eastAsia="Cambria Math"/>
-          <w:b w:val="0"/>
-          <w:color w:val="6F7883"/>
-          <w:sz w:val="16"/>
-          <w:vertAlign w:val="subscript"/>
-        </w:rPr>
-        <w:t>attribute</w:t>
-      </w:r>
-      <w:r>
-        <w:rPr>
-          <w:rFonts w:ascii="Cambria Math" w:hAnsi="Cambria Math" w:eastAsia="Cambria Math"/>
-          <w:b w:val="0"/>
-          <w:color w:val="6F7883"/>
-          <w:sz w:val="18"/>
-        </w:rPr>
-        <w:t>(σ</w:t>
-      </w:r>
-      <w:r>
-        <w:rPr>
-          <w:rFonts w:ascii="Cambria Math" w:hAnsi="Cambria Math" w:eastAsia="Cambria Math"/>
-          <w:b w:val="0"/>
-          <w:color w:val="6F7883"/>
-          <w:sz w:val="16"/>
-          <w:vertAlign w:val="subscript"/>
-        </w:rPr>
-        <w:t>condition</w:t>
-      </w:r>
-      <w:r>
-        <w:rPr>
-          <w:rFonts w:ascii="Cambria Math" w:hAnsi="Cambria Math" w:eastAsia="Cambria Math"/>
-          <w:b w:val="0"/>
-          <w:color w:val="6F7883"/>
-          <w:sz w:val="18"/>
-        </w:rPr>
-        <w:t>(r ⋈ s))</w:t>
       </w:r>
     </w:p>
     <w:p>
